--- a/插件详细手册/9.物体触发/关于物体触发-固定区域触发.docx
+++ b/插件详细手册/9.物体触发/关于物体触发-固定区域触发.docx
@@ -1,6 +1,6 @@
 
 <file path=word/document.xml><?xml version="1.0" encoding="utf-8"?>
-<w:document xmlns:wpc="http://schemas.microsoft.com/office/word/2010/wordprocessingCanvas" xmlns:cx="http://schemas.microsoft.com/office/drawing/2014/chartex" xmlns:cx1="http://schemas.microsoft.com/office/drawing/2015/9/8/chartex" xmlns:cx2="http://schemas.microsoft.com/office/drawing/2015/10/21/chartex" xmlns:cx3="http://schemas.microsoft.com/office/drawing/2016/5/9/chartex" xmlns:cx4="http://schemas.microsoft.com/office/drawing/2016/5/10/chartex" xmlns:cx5="http://schemas.microsoft.com/office/drawing/2016/5/11/chartex" xmlns:cx6="http://schemas.microsoft.com/office/drawing/2016/5/12/chartex" xmlns:cx7="http://schemas.microsoft.com/office/drawing/2016/5/13/chartex" xmlns:cx8="http://schemas.microsoft.com/office/drawing/2016/5/14/chartex" xmlns:mc="http://schemas.openxmlformats.org/markup-compatibility/2006" xmlns:aink="http://schemas.microsoft.com/office/drawing/2016/ink" xmlns:am3d="http://schemas.microsoft.com/office/drawing/2017/model3d" xmlns:o="urn:schemas-microsoft-com:office:office" xmlns:oel="http://schemas.microsoft.com/office/2019/extlst" xmlns:r="http://schemas.openxmlformats.org/officeDocument/2006/relationships" xmlns:m="http://schemas.openxmlformats.org/officeDocument/2006/math" xmlns:v="urn:schemas-microsoft-com:vml" xmlns:wp14="http://schemas.microsoft.com/office/word/2010/wordprocessingDrawing" xmlns:wp="http://schemas.openxmlformats.org/drawingml/2006/wordprocessingDrawing" xmlns:w10="urn:schemas-microsoft-com:office:word" xmlns:w="http://schemas.openxmlformats.org/wordprocessingml/2006/main" xmlns:w14="http://schemas.microsoft.com/office/word/2010/wordml" xmlns:w15="http://schemas.microsoft.com/office/word/2012/wordml" xmlns:w16cex="http://schemas.microsoft.com/office/word/2018/wordml/cex" xmlns:w16cid="http://schemas.microsoft.com/office/word/2016/wordml/cid" xmlns:w16="http://schemas.microsoft.com/office/word/2018/wordml" xmlns:w16du="http://schemas.microsoft.com/office/word/2023/wordml/word16du" xmlns:w16sdtdh="http://schemas.microsoft.com/office/word/2020/wordml/sdtdatahash" xmlns:w16se="http://schemas.microsoft.com/office/word/2015/wordml/symex" xmlns:wpg="http://schemas.microsoft.com/office/word/2010/wordprocessingGroup" xmlns:wpi="http://schemas.microsoft.com/office/word/2010/wordprocessingInk" xmlns:wne="http://schemas.microsoft.com/office/word/2006/wordml" xmlns:wps="http://schemas.microsoft.com/office/word/2010/wordprocessingShape" mc:Ignorable="w14 w15 w16se w16cid w16 w16cex w16sdtdh w16du wp14">
+<w:document xmlns:wpc="http://schemas.microsoft.com/office/word/2010/wordprocessingCanvas" xmlns:cx="http://schemas.microsoft.com/office/drawing/2014/chartex" xmlns:cx1="http://schemas.microsoft.com/office/drawing/2015/9/8/chartex" xmlns:cx2="http://schemas.microsoft.com/office/drawing/2015/10/21/chartex" xmlns:cx3="http://schemas.microsoft.com/office/drawing/2016/5/9/chartex" xmlns:cx4="http://schemas.microsoft.com/office/drawing/2016/5/10/chartex" xmlns:cx5="http://schemas.microsoft.com/office/drawing/2016/5/11/chartex" xmlns:cx6="http://schemas.microsoft.com/office/drawing/2016/5/12/chartex" xmlns:cx7="http://schemas.microsoft.com/office/drawing/2016/5/13/chartex" xmlns:cx8="http://schemas.microsoft.com/office/drawing/2016/5/14/chartex" xmlns:mc="http://schemas.openxmlformats.org/markup-compatibility/2006" xmlns:aink="http://schemas.microsoft.com/office/drawing/2016/ink" xmlns:am3d="http://schemas.microsoft.com/office/drawing/2017/model3d" xmlns:o="urn:schemas-microsoft-com:office:office" xmlns:oel="http://schemas.microsoft.com/office/2019/extlst" xmlns:r="http://schemas.openxmlformats.org/officeDocument/2006/relationships" xmlns:m="http://schemas.openxmlformats.org/officeDocument/2006/math" xmlns:v="urn:schemas-microsoft-com:vml" xmlns:wp14="http://schemas.microsoft.com/office/word/2010/wordprocessingDrawing" xmlns:wp="http://schemas.openxmlformats.org/drawingml/2006/wordprocessingDrawing" xmlns:w10="urn:schemas-microsoft-com:office:word" xmlns:w="http://schemas.openxmlformats.org/wordprocessingml/2006/main" xmlns:w14="http://schemas.microsoft.com/office/word/2010/wordml" xmlns:w15="http://schemas.microsoft.com/office/word/2012/wordml" xmlns:w16cex="http://schemas.microsoft.com/office/word/2018/wordml/cex" xmlns:w16cid="http://schemas.microsoft.com/office/word/2016/wordml/cid" xmlns:w16="http://schemas.microsoft.com/office/word/2018/wordml" xmlns:w16du="http://schemas.microsoft.com/office/word/2023/wordml/word16du" xmlns:w16sdtdh="http://schemas.microsoft.com/office/word/2020/wordml/sdtdatahash" xmlns:w16sdtfl="http://schemas.microsoft.com/office/word/2024/wordml/sdtformatlock" xmlns:w16se="http://schemas.microsoft.com/office/word/2015/wordml/symex" xmlns:wpg="http://schemas.microsoft.com/office/word/2010/wordprocessingGroup" xmlns:wpi="http://schemas.microsoft.com/office/word/2010/wordprocessingInk" xmlns:wne="http://schemas.microsoft.com/office/word/2006/wordml" xmlns:wps="http://schemas.microsoft.com/office/word/2010/wordprocessingShape" mc:Ignorable="w14 w15 w16se w16cid w16 w16cex w16sdtdh w16sdtfl w16du wp14">
   <w:body>
     <w:p>
       <w:pPr>
@@ -208,10 +208,10 @@
                 <w:noProof/>
               </w:rPr>
               <w:drawing>
-                <wp:inline distT="0" distB="0" distL="0" distR="0" wp14:anchorId="67E2FEDC" wp14:editId="0A582E05">
-                  <wp:extent cx="1196340" cy="622373"/>
-                  <wp:effectExtent l="0" t="0" r="3810" b="6350"/>
-                  <wp:docPr id="714793032" name="图片 1"/>
+                <wp:inline distT="0" distB="0" distL="0" distR="0" wp14:anchorId="2DDA1C55" wp14:editId="5A6CBA24">
+                  <wp:extent cx="1314450" cy="685800"/>
+                  <wp:effectExtent l="0" t="0" r="0" b="0"/>
+                  <wp:docPr id="709542849" name="图片 1"/>
                   <wp:cNvGraphicFramePr>
                     <a:graphicFrameLocks xmlns:a="http://schemas.openxmlformats.org/drawingml/2006/main" noChangeAspect="1"/>
                   </wp:cNvGraphicFramePr>
@@ -219,7 +219,7 @@
                     <a:graphicData uri="http://schemas.openxmlformats.org/drawingml/2006/picture">
                       <pic:pic xmlns:pic="http://schemas.openxmlformats.org/drawingml/2006/picture">
                         <pic:nvPicPr>
-                          <pic:cNvPr id="0" name="Picture 25"/>
+                          <pic:cNvPr id="0" name="Picture 3"/>
                           <pic:cNvPicPr>
                             <a:picLocks noChangeAspect="1" noChangeArrowheads="1"/>
                           </pic:cNvPicPr>
@@ -240,7 +240,7 @@
                         <pic:spPr bwMode="auto">
                           <a:xfrm>
                             <a:off x="0" y="0"/>
-                            <a:ext cx="1201304" cy="624955"/>
+                            <a:ext cx="1314450" cy="685800"/>
                           </a:xfrm>
                           <a:prstGeom prst="rect">
                             <a:avLst/>
@@ -360,11 +360,9 @@
         </w:rPr>
         <w:t>.docx</w:t>
       </w:r>
-      <w:proofErr w:type="gramStart"/>
       <w:r>
         <w:t>”</w:t>
       </w:r>
-      <w:proofErr w:type="gramEnd"/>
       <w:r>
         <w:rPr>
           <w:rFonts w:hint="eastAsia"/>
@@ -508,11 +506,9 @@
         </w:rPr>
         <w:t>◆</w:t>
       </w:r>
-      <w:proofErr w:type="spellStart"/>
       <w:r>
         <w:t>Drill_CoreOfFixedArea</w:t>
       </w:r>
-      <w:proofErr w:type="spellEnd"/>
       <w:r>
         <w:rPr>
           <w:rFonts w:hint="eastAsia"/>
@@ -590,11 +586,9 @@
         </w:rPr>
         <w:t>◆</w:t>
       </w:r>
-      <w:proofErr w:type="spellStart"/>
       <w:r>
         <w:t>Drill_EventRangeTrigger</w:t>
       </w:r>
-      <w:proofErr w:type="spellEnd"/>
       <w:r>
         <w:rPr>
           <w:rFonts w:hint="eastAsia"/>
@@ -660,11 +654,9 @@
         </w:rPr>
         <w:t>◆</w:t>
       </w:r>
-      <w:proofErr w:type="spellStart"/>
       <w:r>
         <w:t>Drill_EventRangeAnimation</w:t>
       </w:r>
-      <w:proofErr w:type="spellEnd"/>
       <w:r>
         <w:tab/>
       </w:r>
@@ -715,7 +707,6 @@
         </w:rPr>
         <w:t>◆</w:t>
       </w:r>
-      <w:proofErr w:type="spellStart"/>
       <w:r>
         <w:t>Drill_Event</w:t>
       </w:r>
@@ -725,7 +716,6 @@
         </w:rPr>
         <w:t>RandomPoint</w:t>
       </w:r>
-      <w:proofErr w:type="spellEnd"/>
       <w:r>
         <w:tab/>
       </w:r>
@@ -1245,7 +1235,7 @@
           <v:shape id="_x0000_i1025" type="#_x0000_t75" style="width:522.75pt;height:229.5pt" o:ole="">
             <v:imagedata r:id="rId11" o:title=""/>
           </v:shape>
-          <o:OLEObject Type="Embed" ProgID="Visio.Drawing.15" ShapeID="_x0000_i1025" DrawAspect="Content" ObjectID="_1783508176" r:id="rId12"/>
+          <o:OLEObject Type="Embed" ProgID="Visio.Drawing.15" ShapeID="_x0000_i1025" DrawAspect="Content" ObjectID="_1805810705" r:id="rId12"/>
         </w:object>
       </w:r>
     </w:p>
@@ -3410,7 +3400,7 @@
           <v:shape id="_x0000_i1026" type="#_x0000_t75" style="width:201.75pt;height:126.75pt" o:ole="">
             <v:imagedata r:id="rId23" o:title=""/>
           </v:shape>
-          <o:OLEObject Type="Embed" ProgID="Visio.Drawing.15" ShapeID="_x0000_i1026" DrawAspect="Content" ObjectID="_1783508177" r:id="rId24"/>
+          <o:OLEObject Type="Embed" ProgID="Visio.Drawing.15" ShapeID="_x0000_i1026" DrawAspect="Content" ObjectID="_1805810706" r:id="rId24"/>
         </w:object>
       </w:r>
     </w:p>
@@ -4601,9 +4591,6 @@
     <w:p>
       <w:pPr>
         <w:spacing w:after="0"/>
-        <w:rPr>
-          <w:rFonts w:hint="eastAsia"/>
-        </w:rPr>
       </w:pPr>
       <w:r>
         <w:rPr>
@@ -4617,11 +4604,9 @@
         </w:rPr>
         <w:t>◆</w:t>
       </w:r>
-      <w:proofErr w:type="spellStart"/>
       <w:r>
         <w:t>Drill_EventBufferVariables</w:t>
       </w:r>
-      <w:proofErr w:type="spellEnd"/>
       <w:r>
         <w:rPr>
           <w:rFonts w:hint="eastAsia"/>
@@ -4664,21 +4649,7 @@
         <w:rPr>
           <w:rFonts w:hint="eastAsia"/>
         </w:rPr>
-        <w:t>另外，如果使用</w:t>
-      </w:r>
-      <w:proofErr w:type="gramStart"/>
-      <w:r>
-        <w:rPr>
-          <w:rFonts w:hint="eastAsia"/>
-        </w:rPr>
-        <w:t>筛选器</w:t>
-      </w:r>
-      <w:proofErr w:type="gramEnd"/>
-      <w:r>
-        <w:rPr>
-          <w:rFonts w:hint="eastAsia"/>
-        </w:rPr>
-        <w:t>找不到相应的坐标，会被赋值</w:t>
+        <w:t>另外，如果使用筛选器找不到相应的坐标，会被赋值</w:t>
       </w:r>
       <w:r>
         <w:rPr>
@@ -4760,7 +4731,7 @@
 </file>
 
 <file path=word/endnotes.xml><?xml version="1.0" encoding="utf-8"?>
-<w:endnotes xmlns:wpc="http://schemas.microsoft.com/office/word/2010/wordprocessingCanvas" xmlns:cx="http://schemas.microsoft.com/office/drawing/2014/chartex" xmlns:cx1="http://schemas.microsoft.com/office/drawing/2015/9/8/chartex" xmlns:cx2="http://schemas.microsoft.com/office/drawing/2015/10/21/chartex" xmlns:cx3="http://schemas.microsoft.com/office/drawing/2016/5/9/chartex" xmlns:cx4="http://schemas.microsoft.com/office/drawing/2016/5/10/chartex" xmlns:cx5="http://schemas.microsoft.com/office/drawing/2016/5/11/chartex" xmlns:cx6="http://schemas.microsoft.com/office/drawing/2016/5/12/chartex" xmlns:cx7="http://schemas.microsoft.com/office/drawing/2016/5/13/chartex" xmlns:cx8="http://schemas.microsoft.com/office/drawing/2016/5/14/chartex" xmlns:mc="http://schemas.openxmlformats.org/markup-compatibility/2006" xmlns:aink="http://schemas.microsoft.com/office/drawing/2016/ink" xmlns:am3d="http://schemas.microsoft.com/office/drawing/2017/model3d" xmlns:o="urn:schemas-microsoft-com:office:office" xmlns:oel="http://schemas.microsoft.com/office/2019/extlst" xmlns:r="http://schemas.openxmlformats.org/officeDocument/2006/relationships" xmlns:m="http://schemas.openxmlformats.org/officeDocument/2006/math" xmlns:v="urn:schemas-microsoft-com:vml" xmlns:wp14="http://schemas.microsoft.com/office/word/2010/wordprocessingDrawing" xmlns:wp="http://schemas.openxmlformats.org/drawingml/2006/wordprocessingDrawing" xmlns:w10="urn:schemas-microsoft-com:office:word" xmlns:w="http://schemas.openxmlformats.org/wordprocessingml/2006/main" xmlns:w14="http://schemas.microsoft.com/office/word/2010/wordml" xmlns:w15="http://schemas.microsoft.com/office/word/2012/wordml" xmlns:w16cex="http://schemas.microsoft.com/office/word/2018/wordml/cex" xmlns:w16cid="http://schemas.microsoft.com/office/word/2016/wordml/cid" xmlns:w16="http://schemas.microsoft.com/office/word/2018/wordml" xmlns:w16du="http://schemas.microsoft.com/office/word/2023/wordml/word16du" xmlns:w16sdtdh="http://schemas.microsoft.com/office/word/2020/wordml/sdtdatahash" xmlns:w16se="http://schemas.microsoft.com/office/word/2015/wordml/symex" xmlns:wpg="http://schemas.microsoft.com/office/word/2010/wordprocessingGroup" xmlns:wpi="http://schemas.microsoft.com/office/word/2010/wordprocessingInk" xmlns:wne="http://schemas.microsoft.com/office/word/2006/wordml" xmlns:wps="http://schemas.microsoft.com/office/word/2010/wordprocessingShape" mc:Ignorable="w14 w15 w16se w16cid w16 w16cex w16sdtdh w16du wp14">
+<w:endnotes xmlns:wpc="http://schemas.microsoft.com/office/word/2010/wordprocessingCanvas" xmlns:cx="http://schemas.microsoft.com/office/drawing/2014/chartex" xmlns:cx1="http://schemas.microsoft.com/office/drawing/2015/9/8/chartex" xmlns:cx2="http://schemas.microsoft.com/office/drawing/2015/10/21/chartex" xmlns:cx3="http://schemas.microsoft.com/office/drawing/2016/5/9/chartex" xmlns:cx4="http://schemas.microsoft.com/office/drawing/2016/5/10/chartex" xmlns:cx5="http://schemas.microsoft.com/office/drawing/2016/5/11/chartex" xmlns:cx6="http://schemas.microsoft.com/office/drawing/2016/5/12/chartex" xmlns:cx7="http://schemas.microsoft.com/office/drawing/2016/5/13/chartex" xmlns:cx8="http://schemas.microsoft.com/office/drawing/2016/5/14/chartex" xmlns:mc="http://schemas.openxmlformats.org/markup-compatibility/2006" xmlns:aink="http://schemas.microsoft.com/office/drawing/2016/ink" xmlns:am3d="http://schemas.microsoft.com/office/drawing/2017/model3d" xmlns:o="urn:schemas-microsoft-com:office:office" xmlns:oel="http://schemas.microsoft.com/office/2019/extlst" xmlns:r="http://schemas.openxmlformats.org/officeDocument/2006/relationships" xmlns:m="http://schemas.openxmlformats.org/officeDocument/2006/math" xmlns:v="urn:schemas-microsoft-com:vml" xmlns:wp14="http://schemas.microsoft.com/office/word/2010/wordprocessingDrawing" xmlns:wp="http://schemas.openxmlformats.org/drawingml/2006/wordprocessingDrawing" xmlns:w10="urn:schemas-microsoft-com:office:word" xmlns:w="http://schemas.openxmlformats.org/wordprocessingml/2006/main" xmlns:w14="http://schemas.microsoft.com/office/word/2010/wordml" xmlns:w15="http://schemas.microsoft.com/office/word/2012/wordml" xmlns:w16cex="http://schemas.microsoft.com/office/word/2018/wordml/cex" xmlns:w16cid="http://schemas.microsoft.com/office/word/2016/wordml/cid" xmlns:w16="http://schemas.microsoft.com/office/word/2018/wordml" xmlns:w16du="http://schemas.microsoft.com/office/word/2023/wordml/word16du" xmlns:w16sdtdh="http://schemas.microsoft.com/office/word/2020/wordml/sdtdatahash" xmlns:w16sdtfl="http://schemas.microsoft.com/office/word/2024/wordml/sdtformatlock" xmlns:w16se="http://schemas.microsoft.com/office/word/2015/wordml/symex" xmlns:wpg="http://schemas.microsoft.com/office/word/2010/wordprocessingGroup" xmlns:wpi="http://schemas.microsoft.com/office/word/2010/wordprocessingInk" xmlns:wne="http://schemas.microsoft.com/office/word/2006/wordml" xmlns:wps="http://schemas.microsoft.com/office/word/2010/wordprocessingShape" mc:Ignorable="w14 w15 w16se w16cid w16 w16cex w16sdtdh w16sdtfl w16du wp14">
   <w:endnote w:type="separator" w:id="-1">
     <w:p>
       <w:r>
@@ -4779,7 +4750,7 @@
 </file>
 
 <file path=word/footnotes.xml><?xml version="1.0" encoding="utf-8"?>
-<w:footnotes xmlns:wpc="http://schemas.microsoft.com/office/word/2010/wordprocessingCanvas" xmlns:cx="http://schemas.microsoft.com/office/drawing/2014/chartex" xmlns:cx1="http://schemas.microsoft.com/office/drawing/2015/9/8/chartex" xmlns:cx2="http://schemas.microsoft.com/office/drawing/2015/10/21/chartex" xmlns:cx3="http://schemas.microsoft.com/office/drawing/2016/5/9/chartex" xmlns:cx4="http://schemas.microsoft.com/office/drawing/2016/5/10/chartex" xmlns:cx5="http://schemas.microsoft.com/office/drawing/2016/5/11/chartex" xmlns:cx6="http://schemas.microsoft.com/office/drawing/2016/5/12/chartex" xmlns:cx7="http://schemas.microsoft.com/office/drawing/2016/5/13/chartex" xmlns:cx8="http://schemas.microsoft.com/office/drawing/2016/5/14/chartex" xmlns:mc="http://schemas.openxmlformats.org/markup-compatibility/2006" xmlns:aink="http://schemas.microsoft.com/office/drawing/2016/ink" xmlns:am3d="http://schemas.microsoft.com/office/drawing/2017/model3d" xmlns:o="urn:schemas-microsoft-com:office:office" xmlns:oel="http://schemas.microsoft.com/office/2019/extlst" xmlns:r="http://schemas.openxmlformats.org/officeDocument/2006/relationships" xmlns:m="http://schemas.openxmlformats.org/officeDocument/2006/math" xmlns:v="urn:schemas-microsoft-com:vml" xmlns:wp14="http://schemas.microsoft.com/office/word/2010/wordprocessingDrawing" xmlns:wp="http://schemas.openxmlformats.org/drawingml/2006/wordprocessingDrawing" xmlns:w10="urn:schemas-microsoft-com:office:word" xmlns:w="http://schemas.openxmlformats.org/wordprocessingml/2006/main" xmlns:w14="http://schemas.microsoft.com/office/word/2010/wordml" xmlns:w15="http://schemas.microsoft.com/office/word/2012/wordml" xmlns:w16cex="http://schemas.microsoft.com/office/word/2018/wordml/cex" xmlns:w16cid="http://schemas.microsoft.com/office/word/2016/wordml/cid" xmlns:w16="http://schemas.microsoft.com/office/word/2018/wordml" xmlns:w16du="http://schemas.microsoft.com/office/word/2023/wordml/word16du" xmlns:w16sdtdh="http://schemas.microsoft.com/office/word/2020/wordml/sdtdatahash" xmlns:w16se="http://schemas.microsoft.com/office/word/2015/wordml/symex" xmlns:wpg="http://schemas.microsoft.com/office/word/2010/wordprocessingGroup" xmlns:wpi="http://schemas.microsoft.com/office/word/2010/wordprocessingInk" xmlns:wne="http://schemas.microsoft.com/office/word/2006/wordml" xmlns:wps="http://schemas.microsoft.com/office/word/2010/wordprocessingShape" mc:Ignorable="w14 w15 w16se w16cid w16 w16cex w16sdtdh w16du wp14">
+<w:footnotes xmlns:wpc="http://schemas.microsoft.com/office/word/2010/wordprocessingCanvas" xmlns:cx="http://schemas.microsoft.com/office/drawing/2014/chartex" xmlns:cx1="http://schemas.microsoft.com/office/drawing/2015/9/8/chartex" xmlns:cx2="http://schemas.microsoft.com/office/drawing/2015/10/21/chartex" xmlns:cx3="http://schemas.microsoft.com/office/drawing/2016/5/9/chartex" xmlns:cx4="http://schemas.microsoft.com/office/drawing/2016/5/10/chartex" xmlns:cx5="http://schemas.microsoft.com/office/drawing/2016/5/11/chartex" xmlns:cx6="http://schemas.microsoft.com/office/drawing/2016/5/12/chartex" xmlns:cx7="http://schemas.microsoft.com/office/drawing/2016/5/13/chartex" xmlns:cx8="http://schemas.microsoft.com/office/drawing/2016/5/14/chartex" xmlns:mc="http://schemas.openxmlformats.org/markup-compatibility/2006" xmlns:aink="http://schemas.microsoft.com/office/drawing/2016/ink" xmlns:am3d="http://schemas.microsoft.com/office/drawing/2017/model3d" xmlns:o="urn:schemas-microsoft-com:office:office" xmlns:oel="http://schemas.microsoft.com/office/2019/extlst" xmlns:r="http://schemas.openxmlformats.org/officeDocument/2006/relationships" xmlns:m="http://schemas.openxmlformats.org/officeDocument/2006/math" xmlns:v="urn:schemas-microsoft-com:vml" xmlns:wp14="http://schemas.microsoft.com/office/word/2010/wordprocessingDrawing" xmlns:wp="http://schemas.openxmlformats.org/drawingml/2006/wordprocessingDrawing" xmlns:w10="urn:schemas-microsoft-com:office:word" xmlns:w="http://schemas.openxmlformats.org/wordprocessingml/2006/main" xmlns:w14="http://schemas.microsoft.com/office/word/2010/wordml" xmlns:w15="http://schemas.microsoft.com/office/word/2012/wordml" xmlns:w16cex="http://schemas.microsoft.com/office/word/2018/wordml/cex" xmlns:w16cid="http://schemas.microsoft.com/office/word/2016/wordml/cid" xmlns:w16="http://schemas.microsoft.com/office/word/2018/wordml" xmlns:w16du="http://schemas.microsoft.com/office/word/2023/wordml/word16du" xmlns:w16sdtdh="http://schemas.microsoft.com/office/word/2020/wordml/sdtdatahash" xmlns:w16sdtfl="http://schemas.microsoft.com/office/word/2024/wordml/sdtformatlock" xmlns:w16se="http://schemas.microsoft.com/office/word/2015/wordml/symex" xmlns:wpg="http://schemas.microsoft.com/office/word/2010/wordprocessingGroup" xmlns:wpi="http://schemas.microsoft.com/office/word/2010/wordprocessingInk" xmlns:wne="http://schemas.microsoft.com/office/word/2006/wordml" xmlns:wps="http://schemas.microsoft.com/office/word/2010/wordprocessingShape" mc:Ignorable="w14 w15 w16se w16cid w16 w16cex w16sdtdh w16sdtfl w16du wp14">
   <w:footnote w:type="separator" w:id="-1">
     <w:p>
       <w:r>
@@ -4798,7 +4769,7 @@
 </file>
 
 <file path=word/header1.xml><?xml version="1.0" encoding="utf-8"?>
-<w:hdr xmlns:wpc="http://schemas.microsoft.com/office/word/2010/wordprocessingCanvas" xmlns:cx="http://schemas.microsoft.com/office/drawing/2014/chartex" xmlns:cx1="http://schemas.microsoft.com/office/drawing/2015/9/8/chartex" xmlns:cx2="http://schemas.microsoft.com/office/drawing/2015/10/21/chartex" xmlns:cx3="http://schemas.microsoft.com/office/drawing/2016/5/9/chartex" xmlns:cx4="http://schemas.microsoft.com/office/drawing/2016/5/10/chartex" xmlns:cx5="http://schemas.microsoft.com/office/drawing/2016/5/11/chartex" xmlns:cx6="http://schemas.microsoft.com/office/drawing/2016/5/12/chartex" xmlns:cx7="http://schemas.microsoft.com/office/drawing/2016/5/13/chartex" xmlns:cx8="http://schemas.microsoft.com/office/drawing/2016/5/14/chartex" xmlns:mc="http://schemas.openxmlformats.org/markup-compatibility/2006" xmlns:aink="http://schemas.microsoft.com/office/drawing/2016/ink" xmlns:am3d="http://schemas.microsoft.com/office/drawing/2017/model3d" xmlns:o="urn:schemas-microsoft-com:office:office" xmlns:oel="http://schemas.microsoft.com/office/2019/extlst" xmlns:r="http://schemas.openxmlformats.org/officeDocument/2006/relationships" xmlns:m="http://schemas.openxmlformats.org/officeDocument/2006/math" xmlns:v="urn:schemas-microsoft-com:vml" xmlns:wp14="http://schemas.microsoft.com/office/word/2010/wordprocessingDrawing" xmlns:wp="http://schemas.openxmlformats.org/drawingml/2006/wordprocessingDrawing" xmlns:w10="urn:schemas-microsoft-com:office:word" xmlns:w="http://schemas.openxmlformats.org/wordprocessingml/2006/main" xmlns:w14="http://schemas.microsoft.com/office/word/2010/wordml" xmlns:w15="http://schemas.microsoft.com/office/word/2012/wordml" xmlns:w16cex="http://schemas.microsoft.com/office/word/2018/wordml/cex" xmlns:w16cid="http://schemas.microsoft.com/office/word/2016/wordml/cid" xmlns:w16="http://schemas.microsoft.com/office/word/2018/wordml" xmlns:w16du="http://schemas.microsoft.com/office/word/2023/wordml/word16du" xmlns:w16sdtdh="http://schemas.microsoft.com/office/word/2020/wordml/sdtdatahash" xmlns:w16se="http://schemas.microsoft.com/office/word/2015/wordml/symex" xmlns:wpg="http://schemas.microsoft.com/office/word/2010/wordprocessingGroup" xmlns:wpi="http://schemas.microsoft.com/office/word/2010/wordprocessingInk" xmlns:wne="http://schemas.microsoft.com/office/word/2006/wordml" xmlns:wps="http://schemas.microsoft.com/office/word/2010/wordprocessingShape" mc:Ignorable="w14 w15 w16se w16cid w16 w16cex w16sdtdh w16du wp14">
+<w:hdr xmlns:wpc="http://schemas.microsoft.com/office/word/2010/wordprocessingCanvas" xmlns:cx="http://schemas.microsoft.com/office/drawing/2014/chartex" xmlns:cx1="http://schemas.microsoft.com/office/drawing/2015/9/8/chartex" xmlns:cx2="http://schemas.microsoft.com/office/drawing/2015/10/21/chartex" xmlns:cx3="http://schemas.microsoft.com/office/drawing/2016/5/9/chartex" xmlns:cx4="http://schemas.microsoft.com/office/drawing/2016/5/10/chartex" xmlns:cx5="http://schemas.microsoft.com/office/drawing/2016/5/11/chartex" xmlns:cx6="http://schemas.microsoft.com/office/drawing/2016/5/12/chartex" xmlns:cx7="http://schemas.microsoft.com/office/drawing/2016/5/13/chartex" xmlns:cx8="http://schemas.microsoft.com/office/drawing/2016/5/14/chartex" xmlns:mc="http://schemas.openxmlformats.org/markup-compatibility/2006" xmlns:aink="http://schemas.microsoft.com/office/drawing/2016/ink" xmlns:am3d="http://schemas.microsoft.com/office/drawing/2017/model3d" xmlns:o="urn:schemas-microsoft-com:office:office" xmlns:oel="http://schemas.microsoft.com/office/2019/extlst" xmlns:r="http://schemas.openxmlformats.org/officeDocument/2006/relationships" xmlns:m="http://schemas.openxmlformats.org/officeDocument/2006/math" xmlns:v="urn:schemas-microsoft-com:vml" xmlns:wp14="http://schemas.microsoft.com/office/word/2010/wordprocessingDrawing" xmlns:wp="http://schemas.openxmlformats.org/drawingml/2006/wordprocessingDrawing" xmlns:w10="urn:schemas-microsoft-com:office:word" xmlns:w="http://schemas.openxmlformats.org/wordprocessingml/2006/main" xmlns:w14="http://schemas.microsoft.com/office/word/2010/wordml" xmlns:w15="http://schemas.microsoft.com/office/word/2012/wordml" xmlns:w16cex="http://schemas.microsoft.com/office/word/2018/wordml/cex" xmlns:w16cid="http://schemas.microsoft.com/office/word/2016/wordml/cid" xmlns:w16="http://schemas.microsoft.com/office/word/2018/wordml" xmlns:w16du="http://schemas.microsoft.com/office/word/2023/wordml/word16du" xmlns:w16sdtdh="http://schemas.microsoft.com/office/word/2020/wordml/sdtdatahash" xmlns:w16sdtfl="http://schemas.microsoft.com/office/word/2024/wordml/sdtformatlock" xmlns:w16se="http://schemas.microsoft.com/office/word/2015/wordml/symex" xmlns:wpg="http://schemas.microsoft.com/office/word/2010/wordprocessingGroup" xmlns:wpi="http://schemas.microsoft.com/office/word/2010/wordprocessingInk" xmlns:wne="http://schemas.microsoft.com/office/word/2006/wordml" xmlns:wps="http://schemas.microsoft.com/office/word/2010/wordprocessingShape" mc:Ignorable="w14 w15 w16se w16cid w16 w16cex w16sdtdh w16sdtfl w16du wp14">
   <w:p>
     <w:pPr>
       <w:pStyle w:val="a6"/>
@@ -4811,7 +4782,7 @@
 </file>
 
 <file path=word/header2.xml><?xml version="1.0" encoding="utf-8"?>
-<w:hdr xmlns:wpc="http://schemas.microsoft.com/office/word/2010/wordprocessingCanvas" xmlns:cx="http://schemas.microsoft.com/office/drawing/2014/chartex" xmlns:cx1="http://schemas.microsoft.com/office/drawing/2015/9/8/chartex" xmlns:cx2="http://schemas.microsoft.com/office/drawing/2015/10/21/chartex" xmlns:cx3="http://schemas.microsoft.com/office/drawing/2016/5/9/chartex" xmlns:cx4="http://schemas.microsoft.com/office/drawing/2016/5/10/chartex" xmlns:cx5="http://schemas.microsoft.com/office/drawing/2016/5/11/chartex" xmlns:cx6="http://schemas.microsoft.com/office/drawing/2016/5/12/chartex" xmlns:cx7="http://schemas.microsoft.com/office/drawing/2016/5/13/chartex" xmlns:cx8="http://schemas.microsoft.com/office/drawing/2016/5/14/chartex" xmlns:mc="http://schemas.openxmlformats.org/markup-compatibility/2006" xmlns:aink="http://schemas.microsoft.com/office/drawing/2016/ink" xmlns:am3d="http://schemas.microsoft.com/office/drawing/2017/model3d" xmlns:o="urn:schemas-microsoft-com:office:office" xmlns:oel="http://schemas.microsoft.com/office/2019/extlst" xmlns:r="http://schemas.openxmlformats.org/officeDocument/2006/relationships" xmlns:m="http://schemas.openxmlformats.org/officeDocument/2006/math" xmlns:v="urn:schemas-microsoft-com:vml" xmlns:wp14="http://schemas.microsoft.com/office/word/2010/wordprocessingDrawing" xmlns:wp="http://schemas.openxmlformats.org/drawingml/2006/wordprocessingDrawing" xmlns:w10="urn:schemas-microsoft-com:office:word" xmlns:w="http://schemas.openxmlformats.org/wordprocessingml/2006/main" xmlns:w14="http://schemas.microsoft.com/office/word/2010/wordml" xmlns:w15="http://schemas.microsoft.com/office/word/2012/wordml" xmlns:w16cex="http://schemas.microsoft.com/office/word/2018/wordml/cex" xmlns:w16cid="http://schemas.microsoft.com/office/word/2016/wordml/cid" xmlns:w16="http://schemas.microsoft.com/office/word/2018/wordml" xmlns:w16du="http://schemas.microsoft.com/office/word/2023/wordml/word16du" xmlns:w16sdtdh="http://schemas.microsoft.com/office/word/2020/wordml/sdtdatahash" xmlns:w16se="http://schemas.microsoft.com/office/word/2015/wordml/symex" xmlns:wpg="http://schemas.microsoft.com/office/word/2010/wordprocessingGroup" xmlns:wpi="http://schemas.microsoft.com/office/word/2010/wordprocessingInk" xmlns:wne="http://schemas.microsoft.com/office/word/2006/wordml" xmlns:wps="http://schemas.microsoft.com/office/word/2010/wordprocessingShape" mc:Ignorable="w14 w15 w16se w16cid w16 w16cex w16sdtdh w16du wp14">
+<w:hdr xmlns:wpc="http://schemas.microsoft.com/office/word/2010/wordprocessingCanvas" xmlns:cx="http://schemas.microsoft.com/office/drawing/2014/chartex" xmlns:cx1="http://schemas.microsoft.com/office/drawing/2015/9/8/chartex" xmlns:cx2="http://schemas.microsoft.com/office/drawing/2015/10/21/chartex" xmlns:cx3="http://schemas.microsoft.com/office/drawing/2016/5/9/chartex" xmlns:cx4="http://schemas.microsoft.com/office/drawing/2016/5/10/chartex" xmlns:cx5="http://schemas.microsoft.com/office/drawing/2016/5/11/chartex" xmlns:cx6="http://schemas.microsoft.com/office/drawing/2016/5/12/chartex" xmlns:cx7="http://schemas.microsoft.com/office/drawing/2016/5/13/chartex" xmlns:cx8="http://schemas.microsoft.com/office/drawing/2016/5/14/chartex" xmlns:mc="http://schemas.openxmlformats.org/markup-compatibility/2006" xmlns:aink="http://schemas.microsoft.com/office/drawing/2016/ink" xmlns:am3d="http://schemas.microsoft.com/office/drawing/2017/model3d" xmlns:o="urn:schemas-microsoft-com:office:office" xmlns:oel="http://schemas.microsoft.com/office/2019/extlst" xmlns:r="http://schemas.openxmlformats.org/officeDocument/2006/relationships" xmlns:m="http://schemas.openxmlformats.org/officeDocument/2006/math" xmlns:v="urn:schemas-microsoft-com:vml" xmlns:wp14="http://schemas.microsoft.com/office/word/2010/wordprocessingDrawing" xmlns:wp="http://schemas.openxmlformats.org/drawingml/2006/wordprocessingDrawing" xmlns:w10="urn:schemas-microsoft-com:office:word" xmlns:w="http://schemas.openxmlformats.org/wordprocessingml/2006/main" xmlns:w14="http://schemas.microsoft.com/office/word/2010/wordml" xmlns:w15="http://schemas.microsoft.com/office/word/2012/wordml" xmlns:w16cex="http://schemas.microsoft.com/office/word/2018/wordml/cex" xmlns:w16cid="http://schemas.microsoft.com/office/word/2016/wordml/cid" xmlns:w16="http://schemas.microsoft.com/office/word/2018/wordml" xmlns:w16du="http://schemas.microsoft.com/office/word/2023/wordml/word16du" xmlns:w16sdtdh="http://schemas.microsoft.com/office/word/2020/wordml/sdtdatahash" xmlns:w16sdtfl="http://schemas.microsoft.com/office/word/2024/wordml/sdtformatlock" xmlns:w16se="http://schemas.microsoft.com/office/word/2015/wordml/symex" xmlns:wpg="http://schemas.microsoft.com/office/word/2010/wordprocessingGroup" xmlns:wpi="http://schemas.microsoft.com/office/word/2010/wordprocessingInk" xmlns:wne="http://schemas.microsoft.com/office/word/2006/wordml" xmlns:wps="http://schemas.microsoft.com/office/word/2010/wordprocessingShape" mc:Ignorable="w14 w15 w16se w16cid w16 w16cex w16sdtdh w16sdtfl w16du wp14">
   <w:p>
     <w:pPr>
       <w:jc w:val="center"/>
@@ -4909,7 +4880,6 @@
       </w:rPr>
       <w:t xml:space="preserve">    </w:t>
     </w:r>
-    <w:proofErr w:type="spellStart"/>
     <w:r>
       <w:rPr>
         <w:rFonts w:ascii="微软雅黑" w:hAnsi="微软雅黑"/>
@@ -4917,13 +4887,12 @@
       </w:rPr>
       <w:t>drill_up</w:t>
     </w:r>
-    <w:proofErr w:type="spellEnd"/>
   </w:p>
 </w:hdr>
 </file>
 
 <file path=word/header3.xml><?xml version="1.0" encoding="utf-8"?>
-<w:hdr xmlns:wpc="http://schemas.microsoft.com/office/word/2010/wordprocessingCanvas" xmlns:cx="http://schemas.microsoft.com/office/drawing/2014/chartex" xmlns:cx1="http://schemas.microsoft.com/office/drawing/2015/9/8/chartex" xmlns:cx2="http://schemas.microsoft.com/office/drawing/2015/10/21/chartex" xmlns:cx3="http://schemas.microsoft.com/office/drawing/2016/5/9/chartex" xmlns:cx4="http://schemas.microsoft.com/office/drawing/2016/5/10/chartex" xmlns:cx5="http://schemas.microsoft.com/office/drawing/2016/5/11/chartex" xmlns:cx6="http://schemas.microsoft.com/office/drawing/2016/5/12/chartex" xmlns:cx7="http://schemas.microsoft.com/office/drawing/2016/5/13/chartex" xmlns:cx8="http://schemas.microsoft.com/office/drawing/2016/5/14/chartex" xmlns:mc="http://schemas.openxmlformats.org/markup-compatibility/2006" xmlns:aink="http://schemas.microsoft.com/office/drawing/2016/ink" xmlns:am3d="http://schemas.microsoft.com/office/drawing/2017/model3d" xmlns:o="urn:schemas-microsoft-com:office:office" xmlns:oel="http://schemas.microsoft.com/office/2019/extlst" xmlns:r="http://schemas.openxmlformats.org/officeDocument/2006/relationships" xmlns:m="http://schemas.openxmlformats.org/officeDocument/2006/math" xmlns:v="urn:schemas-microsoft-com:vml" xmlns:wp14="http://schemas.microsoft.com/office/word/2010/wordprocessingDrawing" xmlns:wp="http://schemas.openxmlformats.org/drawingml/2006/wordprocessingDrawing" xmlns:w10="urn:schemas-microsoft-com:office:word" xmlns:w="http://schemas.openxmlformats.org/wordprocessingml/2006/main" xmlns:w14="http://schemas.microsoft.com/office/word/2010/wordml" xmlns:w15="http://schemas.microsoft.com/office/word/2012/wordml" xmlns:w16cex="http://schemas.microsoft.com/office/word/2018/wordml/cex" xmlns:w16cid="http://schemas.microsoft.com/office/word/2016/wordml/cid" xmlns:w16="http://schemas.microsoft.com/office/word/2018/wordml" xmlns:w16du="http://schemas.microsoft.com/office/word/2023/wordml/word16du" xmlns:w16sdtdh="http://schemas.microsoft.com/office/word/2020/wordml/sdtdatahash" xmlns:w16se="http://schemas.microsoft.com/office/word/2015/wordml/symex" xmlns:wpg="http://schemas.microsoft.com/office/word/2010/wordprocessingGroup" xmlns:wpi="http://schemas.microsoft.com/office/word/2010/wordprocessingInk" xmlns:wne="http://schemas.microsoft.com/office/word/2006/wordml" xmlns:wps="http://schemas.microsoft.com/office/word/2010/wordprocessingShape" mc:Ignorable="w14 w15 w16se w16cid w16 w16cex w16sdtdh w16du wp14">
+<w:hdr xmlns:wpc="http://schemas.microsoft.com/office/word/2010/wordprocessingCanvas" xmlns:cx="http://schemas.microsoft.com/office/drawing/2014/chartex" xmlns:cx1="http://schemas.microsoft.com/office/drawing/2015/9/8/chartex" xmlns:cx2="http://schemas.microsoft.com/office/drawing/2015/10/21/chartex" xmlns:cx3="http://schemas.microsoft.com/office/drawing/2016/5/9/chartex" xmlns:cx4="http://schemas.microsoft.com/office/drawing/2016/5/10/chartex" xmlns:cx5="http://schemas.microsoft.com/office/drawing/2016/5/11/chartex" xmlns:cx6="http://schemas.microsoft.com/office/drawing/2016/5/12/chartex" xmlns:cx7="http://schemas.microsoft.com/office/drawing/2016/5/13/chartex" xmlns:cx8="http://schemas.microsoft.com/office/drawing/2016/5/14/chartex" xmlns:mc="http://schemas.openxmlformats.org/markup-compatibility/2006" xmlns:aink="http://schemas.microsoft.com/office/drawing/2016/ink" xmlns:am3d="http://schemas.microsoft.com/office/drawing/2017/model3d" xmlns:o="urn:schemas-microsoft-com:office:office" xmlns:oel="http://schemas.microsoft.com/office/2019/extlst" xmlns:r="http://schemas.openxmlformats.org/officeDocument/2006/relationships" xmlns:m="http://schemas.openxmlformats.org/officeDocument/2006/math" xmlns:v="urn:schemas-microsoft-com:vml" xmlns:wp14="http://schemas.microsoft.com/office/word/2010/wordprocessingDrawing" xmlns:wp="http://schemas.openxmlformats.org/drawingml/2006/wordprocessingDrawing" xmlns:w10="urn:schemas-microsoft-com:office:word" xmlns:w="http://schemas.openxmlformats.org/wordprocessingml/2006/main" xmlns:w14="http://schemas.microsoft.com/office/word/2010/wordml" xmlns:w15="http://schemas.microsoft.com/office/word/2012/wordml" xmlns:w16cex="http://schemas.microsoft.com/office/word/2018/wordml/cex" xmlns:w16cid="http://schemas.microsoft.com/office/word/2016/wordml/cid" xmlns:w16="http://schemas.microsoft.com/office/word/2018/wordml" xmlns:w16du="http://schemas.microsoft.com/office/word/2023/wordml/word16du" xmlns:w16sdtdh="http://schemas.microsoft.com/office/word/2020/wordml/sdtdatahash" xmlns:w16sdtfl="http://schemas.microsoft.com/office/word/2024/wordml/sdtformatlock" xmlns:w16se="http://schemas.microsoft.com/office/word/2015/wordml/symex" xmlns:wpg="http://schemas.microsoft.com/office/word/2010/wordprocessingGroup" xmlns:wpi="http://schemas.microsoft.com/office/word/2010/wordprocessingInk" xmlns:wne="http://schemas.microsoft.com/office/word/2006/wordml" xmlns:wps="http://schemas.microsoft.com/office/word/2010/wordprocessingShape" mc:Ignorable="w14 w15 w16se w16cid w16 w16cex w16sdtdh w16sdtfl w16du wp14">
   <w:p>
     <w:pPr>
       <w:jc w:val="center"/>
@@ -5021,7 +4990,6 @@
       </w:rPr>
       <w:t xml:space="preserve">   </w:t>
     </w:r>
-    <w:proofErr w:type="spellStart"/>
     <w:r>
       <w:rPr>
         <w:rFonts w:ascii="微软雅黑" w:hAnsi="微软雅黑"/>
@@ -5029,13 +4997,12 @@
       </w:rPr>
       <w:t>drill_up</w:t>
     </w:r>
-    <w:proofErr w:type="spellEnd"/>
   </w:p>
 </w:hdr>
 </file>
 
 <file path=word/styles.xml><?xml version="1.0" encoding="utf-8"?>
-<w:styles xmlns:mc="http://schemas.openxmlformats.org/markup-compatibility/2006" xmlns:r="http://schemas.openxmlformats.org/officeDocument/2006/relationships" xmlns:w="http://schemas.openxmlformats.org/wordprocessingml/2006/main" xmlns:w14="http://schemas.microsoft.com/office/word/2010/wordml" xmlns:w15="http://schemas.microsoft.com/office/word/2012/wordml" xmlns:w16cex="http://schemas.microsoft.com/office/word/2018/wordml/cex" xmlns:w16cid="http://schemas.microsoft.com/office/word/2016/wordml/cid" xmlns:w16="http://schemas.microsoft.com/office/word/2018/wordml" xmlns:w16du="http://schemas.microsoft.com/office/word/2023/wordml/word16du" xmlns:w16sdtdh="http://schemas.microsoft.com/office/word/2020/wordml/sdtdatahash" xmlns:w16se="http://schemas.microsoft.com/office/word/2015/wordml/symex" mc:Ignorable="w14 w15 w16se w16cid w16 w16cex w16sdtdh w16du">
+<w:styles xmlns:mc="http://schemas.openxmlformats.org/markup-compatibility/2006" xmlns:r="http://schemas.openxmlformats.org/officeDocument/2006/relationships" xmlns:w="http://schemas.openxmlformats.org/wordprocessingml/2006/main" xmlns:w14="http://schemas.microsoft.com/office/word/2010/wordml" xmlns:w15="http://schemas.microsoft.com/office/word/2012/wordml" xmlns:w16cex="http://schemas.microsoft.com/office/word/2018/wordml/cex" xmlns:w16cid="http://schemas.microsoft.com/office/word/2016/wordml/cid" xmlns:w16="http://schemas.microsoft.com/office/word/2018/wordml" xmlns:w16du="http://schemas.microsoft.com/office/word/2023/wordml/word16du" xmlns:w16sdtdh="http://schemas.microsoft.com/office/word/2020/wordml/sdtdatahash" xmlns:w16sdtfl="http://schemas.microsoft.com/office/word/2024/wordml/sdtformatlock" xmlns:w16se="http://schemas.microsoft.com/office/word/2015/wordml/symex" mc:Ignorable="w14 w15 w16se w16cid w16 w16cex w16sdtdh w16sdtfl w16du">
   <w:docDefaults>
     <w:rPrDefault>
       <w:rPr>
